--- a/tfl/tables/T-EFF-06.docx
+++ b/tfl/tables/T-EFF-06.docx
@@ -1360,7 +1360,7 @@
           <w:szCs w:val="14"/>
           <w:color w:val="C0392B"/>
         </w:rPr>
-        <w:t xml:space="preserve">DRAFT — produced 2026-05-16 — synthetic data, NOT for regulatory submission</w:t>
+        <w:t xml:space="preserve">DRAFT — produced 2026-05-17 — synthetic data, NOT for regulatory submission</w:t>
       </w:r>
     </w:p>
     <w:sectPr>

--- a/tfl/tables/T-EFF-06.docx
+++ b/tfl/tables/T-EFF-06.docx
@@ -129,7 +129,7 @@
           <w:szCs w:val="18"/>
           <w:color w:val="444444"/>
         </w:rPr>
-        <w:t xml:space="preserve">Response Evaluable Population (N=432)</w:t>
+        <w:t xml:space="preserve">Response Evaluable Population (N=431)</w:t>
       </w:r>
     </w:p>
     <w:p>
@@ -288,7 +288,7 @@
                 <w:szCs w:val="18"/>
                 <w:color w:val="FFFFFF"/>
               </w:rPr>
-              <w:t xml:space="preserve">(N=220)</w:t>
+              <w:t xml:space="preserve">(N=219)</w:t>
             </w:r>
           </w:p>
         </w:tc>
@@ -484,7 +484,7 @@
                 <w:szCs w:val="18"/>
                 <w:color w:val="000000"/>
               </w:rPr>
-              <w:t xml:space="preserve">220</w:t>
+              <w:t xml:space="preserve">219</w:t>
             </w:r>
           </w:p>
         </w:tc>
@@ -654,7 +654,7 @@
                 <w:szCs w:val="18"/>
                 <w:color w:val="000000"/>
               </w:rPr>
-              <w:t xml:space="preserve">182 (82.7)</w:t>
+              <w:t xml:space="preserve">181 (82.6)</w:t>
             </w:r>
           </w:p>
         </w:tc>
@@ -824,7 +824,7 @@
                 <w:szCs w:val="18"/>
                 <w:color w:val="000000"/>
               </w:rPr>
-              <w:t xml:space="preserve">(77.1, 87.5)</w:t>
+              <w:t xml:space="preserve">(77.0, 87.4)</w:t>
             </w:r>
           </w:p>
         </w:tc>
@@ -994,7 +994,7 @@
                 <w:szCs w:val="18"/>
                 <w:color w:val="000000"/>
               </w:rPr>
-              <w:t xml:space="preserve">14.3 (6.3, 22.3)</w:t>
+              <w:t xml:space="preserve">14.3 (6.2, 22.3)</w:t>
             </w:r>
           </w:p>
         </w:tc>

--- a/tfl/tables/T-EFF-06.docx
+++ b/tfl/tables/T-EFF-06.docx
@@ -1360,7 +1360,7 @@
           <w:szCs w:val="14"/>
           <w:color w:val="C0392B"/>
         </w:rPr>
-        <w:t xml:space="preserve">DRAFT — produced 2026-05-17 — synthetic data, NOT for regulatory submission</w:t>
+        <w:t xml:space="preserve">DRAFT — produced 2026-06-05 — synthetic data, NOT for regulatory submission</w:t>
       </w:r>
     </w:p>
     <w:sectPr>

--- a/tfl/tables/T-EFF-06.docx
+++ b/tfl/tables/T-EFF-06.docx
@@ -1360,7 +1360,7 @@
           <w:szCs w:val="14"/>
           <w:color w:val="C0392B"/>
         </w:rPr>
-        <w:t xml:space="preserve">DRAFT — produced 2026-06-05 — synthetic data, NOT for regulatory submission</w:t>
+        <w:t xml:space="preserve">DRAFT — produced 2026-07-19 — synthetic data, NOT for regulatory submission</w:t>
       </w:r>
     </w:p>
     <w:sectPr>
